--- a/docs/06-api-design-and-documentation.docx
+++ b/docs/06-api-design-and-documentation.docx
@@ -432,6 +432,95 @@
           <w:p>
             <w:r>
               <w:t>Authenticated customer</w:t>
+            </w:r>
+          </w:p>
+        </w:tc>
+      </w:tr>
+      <w:tr>
+        <w:tc>
+          <w:tcPr>
+            <w:tcW w:type="dxa" w:w="2880"/>
+          </w:tcPr>
+          <w:p>
+            <w:r>
+              <w:rPr>
+                <w:rFonts w:ascii="Consolas" w:hAnsi="Consolas"/>
+                <w:sz w:val="20"/>
+              </w:rPr>
+              <w:t>/shipping/quote</w:t>
+            </w:r>
+          </w:p>
+        </w:tc>
+        <w:tc>
+          <w:tcPr>
+            <w:tcW w:type="dxa" w:w="2880"/>
+          </w:tcPr>
+          <w:p>
+            <w:r>
+              <w:t>shipping</w:t>
+            </w:r>
+          </w:p>
+        </w:tc>
+        <w:tc>
+          <w:tcPr>
+            <w:tcW w:type="dxa" w:w="2880"/>
+          </w:tcPr>
+          <w:p>
+            <w:r>
+              <w:t>Public — live per-delivery-method fee for a given city, display-only (added this session)</w:t>
+            </w:r>
+          </w:p>
+        </w:tc>
+      </w:tr>
+      <w:tr>
+        <w:tc>
+          <w:tcPr>
+            <w:tcW w:type="dxa" w:w="2880"/>
+          </w:tcPr>
+          <w:p>
+            <w:r>
+              <w:rPr>
+                <w:rFonts w:ascii="Consolas" w:hAnsi="Consolas"/>
+                <w:sz w:val="20"/>
+              </w:rPr>
+              <w:t>/admin/shipping-zones</w:t>
+            </w:r>
+          </w:p>
+        </w:tc>
+        <w:tc>
+          <w:tcPr>
+            <w:tcW w:type="dxa" w:w="2880"/>
+          </w:tcPr>
+          <w:p>
+            <w:r>
+              <w:t>shipping (admin)</w:t>
+            </w:r>
+          </w:p>
+        </w:tc>
+        <w:tc>
+          <w:tcPr>
+            <w:tcW w:type="dxa" w:w="2880"/>
+          </w:tcPr>
+          <w:p>
+            <w:r>
+              <w:rPr>
+                <w:rFonts w:ascii="Consolas" w:hAnsi="Consolas"/>
+                <w:sz w:val="20"/>
+              </w:rPr>
+              <w:t>OWNER</w:t>
+            </w:r>
+            <w:r>
+              <w:t xml:space="preserve">, </w:t>
+            </w:r>
+            <w:r>
+              <w:rPr>
+                <w:rFonts w:ascii="Consolas" w:hAnsi="Consolas"/>
+                <w:sz w:val="20"/>
+              </w:rPr>
+              <w:t>STORE_MANAGER</w:t>
+            </w:r>
+            <w:r>
+              <w:t xml:space="preserve"> — full CRUD on shipping zones/rates (added this session)</w:t>
             </w:r>
           </w:p>
         </w:tc>
@@ -2838,6 +2927,260 @@
         <w:t>) with no admin write side.</w:t>
       </w:r>
     </w:p>
+    <w:p>
+      <w:pPr>
+        <w:pStyle w:val="Heading2"/>
+      </w:pPr>
+      <w:r>
+        <w:t>Shipping zones &amp; delivery pricing</w:t>
+      </w:r>
+    </w:p>
+    <w:p>
+      <w:r>
+        <w:t xml:space="preserve">Added this session (per user decision, not in the original SRS/wireframes) — see FR-5.4a in </w:t>
+      </w:r>
+      <w:r>
+        <w:rPr>
+          <w:rFonts w:ascii="Consolas" w:hAnsi="Consolas"/>
+          <w:sz w:val="20"/>
+        </w:rPr>
+        <w:t>docs/SRS.md</w:t>
+      </w:r>
+      <w:r>
+        <w:t xml:space="preserve">. </w:t>
+      </w:r>
+      <w:r>
+        <w:rPr>
+          <w:rFonts w:ascii="Consolas" w:hAnsi="Consolas"/>
+          <w:sz w:val="20"/>
+        </w:rPr>
+        <w:t>/admin/shipping-zones</w:t>
+      </w:r>
+      <w:r>
+        <w:t xml:space="preserve"> (</w:t>
+      </w:r>
+      <w:r>
+        <w:rPr>
+          <w:rFonts w:ascii="Consolas" w:hAnsi="Consolas"/>
+          <w:sz w:val="20"/>
+        </w:rPr>
+        <w:t>OWNER</w:t>
+      </w:r>
+      <w:r>
+        <w:t>/</w:t>
+      </w:r>
+      <w:r>
+        <w:rPr>
+          <w:rFonts w:ascii="Consolas" w:hAnsi="Consolas"/>
+          <w:sz w:val="20"/>
+        </w:rPr>
+        <w:t>STORE_MANAGER</w:t>
+      </w:r>
+      <w:r>
+        <w:t xml:space="preserve">) is full CRUD on </w:t>
+      </w:r>
+      <w:r>
+        <w:rPr>
+          <w:rFonts w:ascii="Consolas" w:hAnsi="Consolas"/>
+          <w:sz w:val="20"/>
+        </w:rPr>
+        <w:t>ShippingZone</w:t>
+      </w:r>
+      <w:r>
+        <w:t xml:space="preserve">: </w:t>
+      </w:r>
+      <w:r>
+        <w:rPr>
+          <w:rFonts w:ascii="Consolas" w:hAnsi="Consolas"/>
+          <w:sz w:val="20"/>
+        </w:rPr>
+        <w:t>GET</w:t>
+      </w:r>
+      <w:r>
+        <w:t xml:space="preserve"> (list, sorted by </w:t>
+      </w:r>
+      <w:r>
+        <w:rPr>
+          <w:rFonts w:ascii="Consolas" w:hAnsi="Consolas"/>
+          <w:sz w:val="20"/>
+        </w:rPr>
+        <w:t>sortOrder</w:t>
+      </w:r>
+      <w:r>
+        <w:t xml:space="preserve">), </w:t>
+      </w:r>
+      <w:r>
+        <w:rPr>
+          <w:rFonts w:ascii="Consolas" w:hAnsi="Consolas"/>
+          <w:sz w:val="20"/>
+        </w:rPr>
+        <w:t>POST</w:t>
+      </w:r>
+      <w:r>
+        <w:t xml:space="preserve"> (create), </w:t>
+      </w:r>
+      <w:r>
+        <w:rPr>
+          <w:rFonts w:ascii="Consolas" w:hAnsi="Consolas"/>
+          <w:sz w:val="20"/>
+        </w:rPr>
+        <w:t>PATCH /:id</w:t>
+      </w:r>
+      <w:r>
+        <w:t xml:space="preserve">, </w:t>
+      </w:r>
+      <w:r>
+        <w:rPr>
+          <w:rFonts w:ascii="Consolas" w:hAnsi="Consolas"/>
+          <w:sz w:val="20"/>
+        </w:rPr>
+        <w:t>DELETE /:id</w:t>
+      </w:r>
+      <w:r>
+        <w:t xml:space="preserve"> (blocked with a </w:t>
+      </w:r>
+      <w:r>
+        <w:rPr>
+          <w:rFonts w:ascii="Consolas" w:hAnsi="Consolas"/>
+          <w:sz w:val="20"/>
+        </w:rPr>
+        <w:t>400</w:t>
+      </w:r>
+      <w:r>
+        <w:t xml:space="preserve"> if the zone is the current </w:t>
+      </w:r>
+      <w:r>
+        <w:rPr>
+          <w:rFonts w:ascii="Consolas" w:hAnsi="Consolas"/>
+          <w:sz w:val="20"/>
+        </w:rPr>
+        <w:t>isDefault</w:t>
+      </w:r>
+      <w:r>
+        <w:t xml:space="preserve"> fallback — reassign default first). Every create/update re-validates that exactly one zone has </w:t>
+      </w:r>
+      <w:r>
+        <w:rPr>
+          <w:rFonts w:ascii="Consolas" w:hAnsi="Consolas"/>
+          <w:sz w:val="20"/>
+        </w:rPr>
+        <w:t>isDefault: true</w:t>
+      </w:r>
+      <w:r>
+        <w:t xml:space="preserve">, throwing a </w:t>
+      </w:r>
+      <w:r>
+        <w:rPr>
+          <w:rFonts w:ascii="Consolas" w:hAnsi="Consolas"/>
+          <w:sz w:val="20"/>
+        </w:rPr>
+        <w:t>400</w:t>
+      </w:r>
+      <w:r>
+        <w:t xml:space="preserve"> rather than silently leaving zero or multiple defaults.</w:t>
+      </w:r>
+    </w:p>
+    <w:p>
+      <w:r>
+        <w:rPr>
+          <w:rFonts w:ascii="Consolas" w:hAnsi="Consolas"/>
+          <w:sz w:val="20"/>
+        </w:rPr>
+        <w:t>GET /shipping/quote?city=&lt;name&gt;</w:t>
+      </w:r>
+      <w:r>
+        <w:t xml:space="preserve"> is public (no auth) — returns </w:t>
+      </w:r>
+      <w:r>
+        <w:rPr>
+          <w:rFonts w:ascii="Consolas" w:hAnsi="Consolas"/>
+          <w:sz w:val="20"/>
+        </w:rPr>
+        <w:t>{ zoneId, zoneName, rates: { STANDARD, EXPRESS, SAME_DAY } }</w:t>
+      </w:r>
+      <w:r>
+        <w:t xml:space="preserve">, each rate </w:t>
+      </w:r>
+      <w:r>
+        <w:rPr>
+          <w:rFonts w:ascii="Consolas" w:hAnsi="Consolas"/>
+          <w:sz w:val="20"/>
+        </w:rPr>
+        <w:t>{ available, feeUgx }</w:t>
+      </w:r>
+      <w:r>
+        <w:t xml:space="preserve"> (</w:t>
+      </w:r>
+      <w:r>
+        <w:rPr>
+          <w:rFonts w:ascii="Consolas" w:hAnsi="Consolas"/>
+          <w:sz w:val="20"/>
+        </w:rPr>
+        <w:t>feeUgx: null</w:t>
+      </w:r>
+      <w:r>
+        <w:t>/</w:t>
+      </w:r>
+      <w:r>
+        <w:rPr>
+          <w:rFonts w:ascii="Consolas" w:hAnsi="Consolas"/>
+          <w:sz w:val="20"/>
+        </w:rPr>
+        <w:t>available: false</w:t>
+      </w:r>
+      <w:r>
+        <w:t xml:space="preserve"> means that zone doesn't offer that method). This is what the storefront checkout page calls live as the customer types their city, to show real prices and grey out unavailable methods before they submit — it is </w:t>
+      </w:r>
+      <w:r>
+        <w:rPr>
+          <w:b/>
+        </w:rPr>
+        <w:t>display-only</w:t>
+      </w:r>
+      <w:r>
+        <w:t xml:space="preserve">; </w:t>
+      </w:r>
+      <w:r>
+        <w:rPr>
+          <w:rFonts w:ascii="Consolas" w:hAnsi="Consolas"/>
+          <w:sz w:val="20"/>
+        </w:rPr>
+        <w:t>CheckoutService</w:t>
+      </w:r>
+      <w:r>
+        <w:t xml:space="preserve"> independently recomputes the identical quote server-side at order-creation time via </w:t>
+      </w:r>
+      <w:r>
+        <w:rPr>
+          <w:rFonts w:ascii="Consolas" w:hAnsi="Consolas"/>
+          <w:sz w:val="20"/>
+        </w:rPr>
+        <w:t>ShippingZonesService.priceFor()</w:t>
+      </w:r>
+      <w:r>
+        <w:t xml:space="preserve"> and throws a </w:t>
+      </w:r>
+      <w:r>
+        <w:rPr>
+          <w:rFonts w:ascii="Consolas" w:hAnsi="Consolas"/>
+          <w:sz w:val="20"/>
+        </w:rPr>
+        <w:t>400</w:t>
+      </w:r>
+      <w:r>
+        <w:t xml:space="preserve"> if the submitted </w:t>
+      </w:r>
+      <w:r>
+        <w:rPr>
+          <w:rFonts w:ascii="Consolas" w:hAnsi="Consolas"/>
+          <w:sz w:val="20"/>
+        </w:rPr>
+        <w:t>deliveryMethod</w:t>
+      </w:r>
+      <w:r>
+        <w:t xml:space="preserve"> isn't available for the matched zone, so a tampered/stale client request can't check out with the wrong fee or a method the destination doesn't actually support.</w:t>
+      </w:r>
+    </w:p>
     <w:sectPr>
       <w:pgSz w:w="12240" w:h="15840"/>
       <w:pgMar w:top="1440" w:right="1800" w:bottom="1440" w:left="1800" w:header="720" w:footer="720" w:gutter="0"/>
